--- a/SOFA_modelling_approaches.docx
+++ b/SOFA_modelling_approaches.docx
@@ -560,6 +560,65 @@
         <w:t>Records with IDs outside 100001–112000 (e.g. 132539) belong to Challenge sets B / C. If you train on set A only, re-check the cardiovascular bias on B / C before trusting cross-set performance.</w:t>
       </w:r>
     </w:p>
+    <w:p>
+      <w:pPr>
+        <w:pStyle w:val="Heading1"/>
+      </w:pPr>
+      <w:r>
+        <w:t>8  Implementation update (2026-09-16)</w:t>
+      </w:r>
+    </w:p>
+    <w:p>
+      <w:r>
+        <w:rPr>
+          <w:b w:val="0"/>
+          <w:i w:val="0"/>
+        </w:rPr>
+        <w:t>Approach 2 (component-wise / six-axis) was chosen and built. The task itself was then reframed from “reconstruct outcomes.SOFA” to a rolling 6-hourly SOFA “forecast” over ICU hours 24–48 — full problem statement, decision log (D1–D24) and TRIPOD+AI reporting are in the two companion documents below, not repeated here; this section only cross-references how Approach 2's six-axis idea was actually carried out. UPDATE (2026-09-17): all five families were trained and evaluated for real; 4 of 5 clearly beat the naive persistence baseline at every forecast horizon (the ordinal decomposition wins), confirming the six-axis approach is viable even with the cardiovascular axis capped at 0/1 — see SOFA_forecast_project_plan.docx section 4 for the numbers.</w:t>
+      </w:r>
+    </w:p>
+    <w:p>
+      <w:pPr>
+        <w:pStyle w:val="ListBullet"/>
+      </w:pPr>
+      <w:r>
+        <w:rPr>
+          <w:b/>
+        </w:rPr>
+        <w:t xml:space="preserve">Six axes, five model families each. </w:t>
+      </w:r>
+      <w:r>
+        <w:t>Rather than one fixed technique per axis, each of the six organ systems is now modelled by five comparable techniques — an ordinal-regression decomposition, a Ridge/logistic linear baseline, the pooled HistGradientBoosting design that was the original primary family (decision log D12), and two further gradient-boosted-tree engines (CatBoost, LightGBM) — compared head-to-head rather than assumed. See decision log D19–D22.</w:t>
+      </w:r>
+    </w:p>
+    <w:p>
+      <w:pPr>
+        <w:pStyle w:val="ListBullet"/>
+      </w:pPr>
+      <w:r>
+        <w:rPr>
+          <w:b/>
+        </w:rPr>
+        <w:t xml:space="preserve">The cardiovascular residual sub-model idea (§6's pragmatic default) was not built as a separate “anchor” model. </w:t>
+      </w:r>
+      <w:r>
+        <w:t>outcomes.csv turned out to be off-limits as any kind of model input, including as a reconstruction target for an anchor feature — it is the outcome, not the data. The cardiovascular axis instead stays capped at 0/1 throughout, consistently, on both the feature and the forecast-target side (decision log D5–D6).</w:t>
+      </w:r>
+    </w:p>
+    <w:p>
+      <w:pPr>
+        <w:pStyle w:val="ListBullet"/>
+      </w:pPr>
+      <w:r>
+        <w:rPr>
+          <w:b/>
+        </w:rPr>
+        <w:t xml:space="preserve">Where to look for the rest. </w:t>
+      </w:r>
+      <w:r>
+        <w:t>SOFA_forecast_project_plan.docx (problem statement, full decision log, roadmap) and SOFA_forecasting_TRIPOD_AI_checklist.docx (the compliance table this document's reasoning ultimately feeds into).</w:t>
+      </w:r>
+    </w:p>
     <w:sectPr>
       <w:pgSz w:w="12240" w:h="15840"/>
       <w:pgMar w:top="1440" w:right="1800" w:bottom="1440" w:left="1800" w:header="720" w:footer="720" w:gutter="0"/>
